--- a/tillsyn/A 34987-2026 tillsynsbegäran.docx
+++ b/tillsyn/A 34987-2026 tillsynsbegäran.docx
@@ -22,7 +22,7 @@
       <w:r>
         <w:drawing>
           <wp:inline xmlns:a="http://schemas.openxmlformats.org/drawingml/2006/main" xmlns:pic="http://schemas.openxmlformats.org/drawingml/2006/picture">
-            <wp:extent cx="5486400" cy="4708176"/>
+            <wp:extent cx="5486400" cy="4517664"/>
             <wp:docPr id="1" name="Picture 1"/>
             <wp:cNvGraphicFramePr>
               <a:graphicFrameLocks noChangeAspect="1"/>
@@ -43,7 +43,7 @@
                   <pic:spPr>
                     <a:xfrm>
                       <a:off x="0" y="0"/>
-                      <a:ext cx="5486400" cy="4708176"/>
+                      <a:ext cx="5486400" cy="4517664"/>
                     </a:xfrm>
                     <a:prstGeom prst="rect"/>
                   </pic:spPr>
@@ -65,7 +65,7 @@
     </w:p>
     <w:p>
       <w:r>
-        <w:t>I avverkningsanmälan finns fynd av 1 naturvårdsarter, varav 1 är typisk (T) och 1 är signalart (S): kornknutmossa (S, T). Se Figur 1.</w:t>
+        <w:t>I avverkningsanmälan finns fynd av 2 naturvårdsarter, varav 1 är rödlistad, 1 är typisk (T) och 1 är signalart (S): skarp dropptaggsvamp (NT) och kornknutmossa (S, T). Se Figur 1.</w:t>
       </w:r>
     </w:p>
     <w:p>
@@ -97,6 +97,17 @@
     <w:p>
       <w:r>
         <w:t>Nedan följer beskrivningar av de naturvårdsarter och fridlysta arter som har sina livsmiljöer och växtplatser i den avverkningsanmälda skogen. De påträffade naturvårdsarterna är ett tydligt kvitto på att det rör sig om en skog med höga naturvärden.</w:t>
+      </w:r>
+    </w:p>
+    <w:p>
+      <w:r>
+        <w:rPr>
+          <w:b/>
+        </w:rPr>
+        <w:t xml:space="preserve">Skarp dropptaggsvamp (NT) </w:t>
+      </w:r>
+      <w:r>
+        <w:t>bildar mykorrhiza med både gran och tall, främst i barrskogar med trädkontinuitet. Arten uppträder dels i näringsrik kalkbarrskog och dels i sur lavtallskog. Kalkbarrskogarna är ofta grandominerade, olikåldriga och skiktade på frisk mark med ett örtrikt vegetationsskikt. Lavtallskogarna är i regel magra, torra, ljusöppna och ofta brandpräglade. Den totala populationen i landet har minskat och bedöms fortsätta minska till följd av avverkning av äldre barrskogar. Arten har begränsad förmåga att återetablera sig efter slutavverkning eller andra storskaliga skogsbruksåtgärder. Det saknas indikationer på att arten långsiktigt kan etablera eller reproducera sig i skogsbestånd som brukas med metoder som trakthyggesbruk, markberedning, gödsling eller föryngring med förädlat plantmaterial. Minskningstakten för den svenska populationen bedöms vara nära gränsvärdet för Sårbar (VU) (SLU Artdatabanken, 2026).</w:t>
       </w:r>
     </w:p>
     <w:p>
@@ -256,7 +267,7 @@
     <w:r>
       <w:tab/>
       <w:tab/>
-      <w:t>2026-09-26</w:t>
+      <w:t>2026-09-27</w:t>
       <w:br/>
       <w:br/>
     </w:r>

--- a/tillsyn/A 34987-2026 tillsynsbegäran.docx
+++ b/tillsyn/A 34987-2026 tillsynsbegäran.docx
@@ -267,7 +267,7 @@
     <w:r>
       <w:tab/>
       <w:tab/>
-      <w:t>2026-09-27</w:t>
+      <w:t>2026-09-28</w:t>
       <w:br/>
       <w:br/>
     </w:r>

--- a/tillsyn/A 34987-2026 tillsynsbegäran.docx
+++ b/tillsyn/A 34987-2026 tillsynsbegäran.docx
@@ -267,7 +267,7 @@
     <w:r>
       <w:tab/>
       <w:tab/>
-      <w:t>2026-09-28</w:t>
+      <w:t>2026-09-29</w:t>
       <w:br/>
       <w:br/>
     </w:r>

--- a/tillsyn/A 34987-2026 tillsynsbegäran.docx
+++ b/tillsyn/A 34987-2026 tillsynsbegäran.docx
@@ -267,7 +267,7 @@
     <w:r>
       <w:tab/>
       <w:tab/>
-      <w:t>2026-09-29</w:t>
+      <w:t>2026-09-30</w:t>
       <w:br/>
       <w:br/>
     </w:r>

--- a/tillsyn/A 34987-2026 tillsynsbegäran.docx
+++ b/tillsyn/A 34987-2026 tillsynsbegäran.docx
@@ -267,7 +267,7 @@
     <w:r>
       <w:tab/>
       <w:tab/>
-      <w:t>2026-09-30</w:t>
+      <w:t>2026-10-01</w:t>
       <w:br/>
       <w:br/>
     </w:r>

--- a/tillsyn/A 34987-2026 tillsynsbegäran.docx
+++ b/tillsyn/A 34987-2026 tillsynsbegäran.docx
@@ -267,7 +267,7 @@
     <w:r>
       <w:tab/>
       <w:tab/>
-      <w:t>2026-10-01</w:t>
+      <w:t>2026-10-02</w:t>
       <w:br/>
       <w:br/>
     </w:r>

--- a/tillsyn/A 34987-2026 tillsynsbegäran.docx
+++ b/tillsyn/A 34987-2026 tillsynsbegäran.docx
@@ -267,7 +267,7 @@
     <w:r>
       <w:tab/>
       <w:tab/>
-      <w:t>2026-10-02</w:t>
+      <w:t>2026-10-03</w:t>
       <w:br/>
       <w:br/>
     </w:r>

--- a/tillsyn/A 34987-2026 tillsynsbegäran.docx
+++ b/tillsyn/A 34987-2026 tillsynsbegäran.docx
@@ -267,7 +267,7 @@
     <w:r>
       <w:tab/>
       <w:tab/>
-      <w:t>2026-10-03</w:t>
+      <w:t>2026-10-04</w:t>
       <w:br/>
       <w:br/>
     </w:r>

--- a/tillsyn/A 34987-2026 tillsynsbegäran.docx
+++ b/tillsyn/A 34987-2026 tillsynsbegäran.docx
@@ -267,7 +267,7 @@
     <w:r>
       <w:tab/>
       <w:tab/>
-      <w:t>2026-10-04</w:t>
+      <w:t>2026-10-05</w:t>
       <w:br/>
       <w:br/>
     </w:r>

--- a/tillsyn/A 34987-2026 tillsynsbegäran.docx
+++ b/tillsyn/A 34987-2026 tillsynsbegäran.docx
@@ -267,7 +267,7 @@
     <w:r>
       <w:tab/>
       <w:tab/>
-      <w:t>2026-10-05</w:t>
+      <w:t>2026-10-06</w:t>
       <w:br/>
       <w:br/>
     </w:r>

--- a/tillsyn/A 34987-2026 tillsynsbegäran.docx
+++ b/tillsyn/A 34987-2026 tillsynsbegäran.docx
@@ -267,7 +267,7 @@
     <w:r>
       <w:tab/>
       <w:tab/>
-      <w:t>2026-10-06</w:t>
+      <w:t>2026-10-07</w:t>
       <w:br/>
       <w:br/>
     </w:r>

--- a/tillsyn/A 34987-2026 tillsynsbegäran.docx
+++ b/tillsyn/A 34987-2026 tillsynsbegäran.docx
@@ -267,7 +267,7 @@
     <w:r>
       <w:tab/>
       <w:tab/>
-      <w:t>2026-10-07</w:t>
+      <w:t>2026-10-08</w:t>
       <w:br/>
       <w:br/>
     </w:r>

--- a/tillsyn/A 34987-2026 tillsynsbegäran.docx
+++ b/tillsyn/A 34987-2026 tillsynsbegäran.docx
@@ -267,7 +267,7 @@
     <w:r>
       <w:tab/>
       <w:tab/>
-      <w:t>2026-10-08</w:t>
+      <w:t>2026-10-09</w:t>
       <w:br/>
       <w:br/>
     </w:r>

--- a/tillsyn/A 34987-2026 tillsynsbegäran.docx
+++ b/tillsyn/A 34987-2026 tillsynsbegäran.docx
@@ -267,7 +267,7 @@
     <w:r>
       <w:tab/>
       <w:tab/>
-      <w:t>2026-10-09</w:t>
+      <w:t>2026-10-10</w:t>
       <w:br/>
       <w:br/>
     </w:r>

--- a/tillsyn/A 34987-2026 tillsynsbegäran.docx
+++ b/tillsyn/A 34987-2026 tillsynsbegäran.docx
@@ -267,7 +267,7 @@
     <w:r>
       <w:tab/>
       <w:tab/>
-      <w:t>2026-10-10</w:t>
+      <w:t>2026-10-11</w:t>
       <w:br/>
       <w:br/>
     </w:r>

--- a/tillsyn/A 34987-2026 tillsynsbegäran.docx
+++ b/tillsyn/A 34987-2026 tillsynsbegäran.docx
@@ -267,7 +267,7 @@
     <w:r>
       <w:tab/>
       <w:tab/>
-      <w:t>2026-10-11</w:t>
+      <w:t>2026-10-12</w:t>
       <w:br/>
       <w:br/>
     </w:r>

--- a/tillsyn/A 34987-2026 tillsynsbegäran.docx
+++ b/tillsyn/A 34987-2026 tillsynsbegäran.docx
@@ -267,7 +267,7 @@
     <w:r>
       <w:tab/>
       <w:tab/>
-      <w:t>2026-10-12</w:t>
+      <w:t>2026-10-13</w:t>
       <w:br/>
       <w:br/>
     </w:r>

--- a/tillsyn/A 34987-2026 tillsynsbegäran.docx
+++ b/tillsyn/A 34987-2026 tillsynsbegäran.docx
@@ -267,7 +267,7 @@
     <w:r>
       <w:tab/>
       <w:tab/>
-      <w:t>2026-10-13</w:t>
+      <w:t>2026-10-14</w:t>
       <w:br/>
       <w:br/>
     </w:r>

--- a/tillsyn/A 34987-2026 tillsynsbegäran.docx
+++ b/tillsyn/A 34987-2026 tillsynsbegäran.docx
@@ -267,7 +267,7 @@
     <w:r>
       <w:tab/>
       <w:tab/>
-      <w:t>2026-10-14</w:t>
+      <w:t>2026-10-15</w:t>
       <w:br/>
       <w:br/>
     </w:r>

--- a/tillsyn/A 34987-2026 tillsynsbegäran.docx
+++ b/tillsyn/A 34987-2026 tillsynsbegäran.docx
@@ -267,7 +267,7 @@
     <w:r>
       <w:tab/>
       <w:tab/>
-      <w:t>2026-10-15</w:t>
+      <w:t>2026-10-16</w:t>
       <w:br/>
       <w:br/>
     </w:r>

--- a/tillsyn/A 34987-2026 tillsynsbegäran.docx
+++ b/tillsyn/A 34987-2026 tillsynsbegäran.docx
@@ -267,7 +267,7 @@
     <w:r>
       <w:tab/>
       <w:tab/>
-      <w:t>2026-10-16</w:t>
+      <w:t>2026-10-17</w:t>
       <w:br/>
       <w:br/>
     </w:r>

--- a/tillsyn/A 34987-2026 tillsynsbegäran.docx
+++ b/tillsyn/A 34987-2026 tillsynsbegäran.docx
@@ -267,7 +267,7 @@
     <w:r>
       <w:tab/>
       <w:tab/>
-      <w:t>2026-10-17</w:t>
+      <w:t>2026-10-18</w:t>
       <w:br/>
       <w:br/>
     </w:r>

--- a/tillsyn/A 34987-2026 tillsynsbegäran.docx
+++ b/tillsyn/A 34987-2026 tillsynsbegäran.docx
@@ -267,7 +267,7 @@
     <w:r>
       <w:tab/>
       <w:tab/>
-      <w:t>2026-10-18</w:t>
+      <w:t>2026-10-19</w:t>
       <w:br/>
       <w:br/>
     </w:r>

--- a/tillsyn/A 34987-2026 tillsynsbegäran.docx
+++ b/tillsyn/A 34987-2026 tillsynsbegäran.docx
@@ -267,7 +267,7 @@
     <w:r>
       <w:tab/>
       <w:tab/>
-      <w:t>2026-10-19</w:t>
+      <w:t>2026-10-20</w:t>
       <w:br/>
       <w:br/>
     </w:r>

--- a/tillsyn/A 34987-2026 tillsynsbegäran.docx
+++ b/tillsyn/A 34987-2026 tillsynsbegäran.docx
@@ -267,7 +267,7 @@
     <w:r>
       <w:tab/>
       <w:tab/>
-      <w:t>2026-10-20</w:t>
+      <w:t>2026-10-21</w:t>
       <w:br/>
       <w:br/>
     </w:r>

--- a/tillsyn/A 34987-2026 tillsynsbegäran.docx
+++ b/tillsyn/A 34987-2026 tillsynsbegäran.docx
@@ -267,7 +267,7 @@
     <w:r>
       <w:tab/>
       <w:tab/>
-      <w:t>2026-10-21</w:t>
+      <w:t>2026-10-22</w:t>
       <w:br/>
       <w:br/>
     </w:r>

--- a/tillsyn/A 34987-2026 tillsynsbegäran.docx
+++ b/tillsyn/A 34987-2026 tillsynsbegäran.docx
@@ -267,7 +267,7 @@
     <w:r>
       <w:tab/>
       <w:tab/>
-      <w:t>2026-10-22</w:t>
+      <w:t>2026-10-23</w:t>
       <w:br/>
       <w:br/>
     </w:r>

--- a/tillsyn/A 34987-2026 tillsynsbegäran.docx
+++ b/tillsyn/A 34987-2026 tillsynsbegäran.docx
@@ -267,7 +267,7 @@
     <w:r>
       <w:tab/>
       <w:tab/>
-      <w:t>2026-10-23</w:t>
+      <w:t>2026-10-24</w:t>
       <w:br/>
       <w:br/>
     </w:r>

--- a/tillsyn/A 34987-2026 tillsynsbegäran.docx
+++ b/tillsyn/A 34987-2026 tillsynsbegäran.docx
@@ -267,7 +267,7 @@
     <w:r>
       <w:tab/>
       <w:tab/>
-      <w:t>2026-10-24</w:t>
+      <w:t>2026-10-25</w:t>
       <w:br/>
       <w:br/>
     </w:r>

--- a/tillsyn/A 34987-2026 tillsynsbegäran.docx
+++ b/tillsyn/A 34987-2026 tillsynsbegäran.docx
@@ -267,7 +267,7 @@
     <w:r>
       <w:tab/>
       <w:tab/>
-      <w:t>2026-10-25</w:t>
+      <w:t>2026-10-26</w:t>
       <w:br/>
       <w:br/>
     </w:r>

--- a/tillsyn/A 34987-2026 tillsynsbegäran.docx
+++ b/tillsyn/A 34987-2026 tillsynsbegäran.docx
@@ -267,7 +267,7 @@
     <w:r>
       <w:tab/>
       <w:tab/>
-      <w:t>2026-10-26</w:t>
+      <w:t>2026-10-27</w:t>
       <w:br/>
       <w:br/>
     </w:r>

--- a/tillsyn/A 34987-2026 tillsynsbegäran.docx
+++ b/tillsyn/A 34987-2026 tillsynsbegäran.docx
@@ -267,7 +267,7 @@
     <w:r>
       <w:tab/>
       <w:tab/>
-      <w:t>2026-10-27</w:t>
+      <w:t>2026-10-28</w:t>
       <w:br/>
       <w:br/>
     </w:r>

--- a/tillsyn/A 34987-2026 tillsynsbegäran.docx
+++ b/tillsyn/A 34987-2026 tillsynsbegäran.docx
@@ -267,7 +267,7 @@
     <w:r>
       <w:tab/>
       <w:tab/>
-      <w:t>2026-10-28</w:t>
+      <w:t>2026-10-29</w:t>
       <w:br/>
       <w:br/>
     </w:r>

--- a/tillsyn/A 34987-2026 tillsynsbegäran.docx
+++ b/tillsyn/A 34987-2026 tillsynsbegäran.docx
@@ -267,7 +267,7 @@
     <w:r>
       <w:tab/>
       <w:tab/>
-      <w:t>2026-10-29</w:t>
+      <w:t>2026-10-31</w:t>
       <w:br/>
       <w:br/>
     </w:r>
